--- a/basic/python/Basic - Azrieli & Sons data/project_documentation.docx
+++ b/basic/python/Basic - Azrieli & Sons data/project_documentation.docx
@@ -28,6 +28,7 @@
     </w:p>
     <w:p>
       <w:pPr>
+        <w:spacing w:line="360" w:lineRule="auto"/>
         <w:rPr>
           <w:b/>
           <w:bCs/>
@@ -51,6 +52,7 @@
           <w:ilvl w:val="0"/>
           <w:numId w:val="1"/>
         </w:numPr>
+        <w:spacing w:line="360" w:lineRule="auto"/>
       </w:pPr>
       <w:r>
         <w:rPr>
@@ -67,6 +69,7 @@
           <w:ilvl w:val="0"/>
           <w:numId w:val="1"/>
         </w:numPr>
+        <w:spacing w:line="360" w:lineRule="auto"/>
       </w:pPr>
       <w:r>
         <w:rPr>
@@ -96,6 +99,7 @@
           <w:ilvl w:val="0"/>
           <w:numId w:val="1"/>
         </w:numPr>
+        <w:spacing w:line="360" w:lineRule="auto"/>
       </w:pPr>
       <w:r>
         <w:rPr>
@@ -138,6 +142,7 @@
           <w:ilvl w:val="0"/>
           <w:numId w:val="1"/>
         </w:numPr>
+        <w:spacing w:line="360" w:lineRule="auto"/>
       </w:pPr>
       <w:r>
         <w:rPr>
@@ -162,6 +167,7 @@
     </w:p>
     <w:p>
       <w:pPr>
+        <w:spacing w:line="360" w:lineRule="auto"/>
         <w:rPr>
           <w:rtl/>
         </w:rPr>
@@ -169,6 +175,7 @@
     </w:p>
     <w:p>
       <w:pPr>
+        <w:spacing w:line="360" w:lineRule="auto"/>
         <w:rPr>
           <w:b/>
           <w:bCs/>
@@ -191,6 +198,7 @@
           <w:ilvl w:val="0"/>
           <w:numId w:val="2"/>
         </w:numPr>
+        <w:spacing w:line="360" w:lineRule="auto"/>
       </w:pPr>
       <w:r>
         <w:rPr>
@@ -229,6 +237,74 @@
           <w:ilvl w:val="0"/>
           <w:numId w:val="2"/>
         </w:numPr>
+        <w:spacing w:line="360" w:lineRule="auto"/>
+      </w:pPr>
+      <w:r>
+        <w:rPr>
+          <w:rFonts w:hint="cs"/>
+          <w:b/>
+          <w:bCs/>
+          <w:rtl/>
+        </w:rPr>
+        <w:t xml:space="preserve">חברות שמשלמות בונוס של 0 בלילות\סופ"שים </w:t>
+      </w:r>
+      <w:r>
+        <w:rPr>
+          <w:rtl/>
+        </w:rPr>
+        <w:t>–</w:t>
+      </w:r>
+      <w:r>
+        <w:rPr>
+          <w:rFonts w:hint="cs"/>
+          <w:rtl/>
+        </w:rPr>
+        <w:t xml:space="preserve"> ברוריה אמרה </w:t>
+      </w:r>
+      <w:r>
+        <w:rPr>
+          <w:rFonts w:hint="cs"/>
+          <w:u w:val="single"/>
+          <w:rtl/>
+        </w:rPr>
+        <w:t>להעלות ל20</w:t>
+      </w:r>
+      <w:r>
+        <w:rPr>
+          <w:rFonts w:hint="cs"/>
+          <w:u w:val="single"/>
+          <w:rtl/>
+        </w:rPr>
+        <w:t xml:space="preserve"> אחוז</w:t>
+      </w:r>
+      <w:r>
+        <w:rPr>
+          <w:rFonts w:hint="cs"/>
+          <w:rtl/>
+        </w:rPr>
+        <w:t xml:space="preserve"> </w:t>
+      </w:r>
+      <w:r>
+        <w:rPr>
+          <w:rFonts w:hint="cs"/>
+          <w:rtl/>
+        </w:rPr>
+        <w:t>ישנם מספר חברות שהופיעו בנסיעות אך לא בקובץ התעריפים והם בעצם היו שם נרדף לחברה שכן בקובץ. החברות הן</w:t>
+      </w:r>
+      <w:r>
+        <w:rPr>
+          <w:rFonts w:hint="cs"/>
+          <w:rtl/>
+        </w:rPr>
+        <w:t xml:space="preserve"> עמינח, יס והוט.</w:t>
+      </w:r>
+    </w:p>
+    <w:p>
+      <w:pPr>
+        <w:spacing w:line="360" w:lineRule="auto"/>
+        <w:rPr>
+          <w:rtl/>
+        </w:rPr>
       </w:pPr>
       <w:r>
         <w:rPr>
@@ -240,11 +316,10 @@
             <v:stroke joinstyle="miter"/>
             <v:path gradientshapeok="t" o:connecttype="rect"/>
           </v:shapetype>
-          <v:shape id="Text Box 2" o:spid="_x0000_s1026" type="#_x0000_t202" style="position:absolute;left:0;text-align:left;margin-left:.5pt;margin-top:-.05pt;width:178.65pt;height:60.6pt;z-index:251664896;visibility:visible;mso-wrap-style:square;mso-width-percent:400;mso-height-percent:200;mso-wrap-distance-left:9pt;mso-wrap-distance-top:3.6pt;mso-wrap-distance-right:9pt;mso-wrap-distance-bottom:3.6pt;mso-position-horizontal-relative:text;mso-position-vertical-relative:text;mso-width-percent:400;mso-height-percent:200;mso-width-relative:margin;mso-height-relative:margin;v-text-anchor:top" o:gfxdata="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">
+          <v:shape id="Text Box 2" o:spid="_x0000_s1026" type="#_x0000_t202" style="position:absolute;left:0;text-align:left;margin-left:216.75pt;margin-top:9.5pt;width:179.4pt;height:60.6pt;z-index:251664896;visibility:visible;mso-wrap-style:square;mso-width-percent:400;mso-height-percent:200;mso-wrap-distance-left:9pt;mso-wrap-distance-top:3.6pt;mso-wrap-distance-right:9pt;mso-wrap-distance-bottom:3.6pt;mso-position-horizontal-relative:text;mso-position-vertical-relative:text;mso-width-percent:400;mso-height-percent:200;mso-width-relative:margin;mso-height-relative:margin;v-text-anchor:top" o:gfxdata="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">
             <v:textbox style="mso-fit-shape-to-text:t">
               <w:txbxContent>
                 <w:p>
-                  <w:proofErr w:type="spellStart"/>
                   <w:r>
                     <w:rPr>
                       <w:rFonts w:ascii="Times New Roman" w:eastAsia="Times New Roman" w:hAnsi="Times New Roman" w:cs="Times New Roman"/>
@@ -253,31 +328,8 @@
                       <w:szCs w:val="24"/>
                       <w14:ligatures w14:val="none"/>
                     </w:rPr>
-                    <w:t>Aminach</w:t>
+                    <w:t>Aminach -&gt; mizranei_kfar_saba</w:t>
                   </w:r>
-                  <w:proofErr w:type="spellEnd"/>
-                  <w:r>
-                    <w:rPr>
-                      <w:rFonts w:ascii="Times New Roman" w:eastAsia="Times New Roman" w:hAnsi="Times New Roman" w:cs="Times New Roman"/>
-                      <w:kern w:val="0"/>
-                      <w:sz w:val="24"/>
-                      <w:szCs w:val="24"/>
-                      <w14:ligatures w14:val="none"/>
-                    </w:rPr>
-                    <w:t xml:space="preserve"> -&gt; </w:t>
-                  </w:r>
-                  <w:proofErr w:type="spellStart"/>
-                  <w:r>
-                    <w:rPr>
-                      <w:rFonts w:ascii="Times New Roman" w:eastAsia="Times New Roman" w:hAnsi="Times New Roman" w:cs="Times New Roman"/>
-                      <w:kern w:val="0"/>
-                      <w:sz w:val="24"/>
-                      <w:szCs w:val="24"/>
-                      <w14:ligatures w14:val="none"/>
-                    </w:rPr>
-                    <w:t>mizranei_kfar_saba</w:t>
-                  </w:r>
-                  <w:proofErr w:type="spellEnd"/>
                   <w:r>
                     <w:rPr>
                       <w:rFonts w:ascii="Times New Roman" w:eastAsia="Times New Roman" w:hAnsi="Times New Roman" w:cs="Times New Roman"/>
@@ -287,20 +339,8 @@
                       <w14:ligatures w14:val="none"/>
                     </w:rPr>
                     <w:br/>
-                    <w:t xml:space="preserve">Yes -&gt; </w:t>
+                    <w:t>Yes -&gt; dbs_satelites</w:t>
                   </w:r>
-                  <w:proofErr w:type="spellStart"/>
-                  <w:r>
-                    <w:rPr>
-                      <w:rFonts w:ascii="Times New Roman" w:eastAsia="Times New Roman" w:hAnsi="Times New Roman" w:cs="Times New Roman"/>
-                      <w:kern w:val="0"/>
-                      <w:sz w:val="24"/>
-                      <w:szCs w:val="24"/>
-                      <w14:ligatures w14:val="none"/>
-                    </w:rPr>
-                    <w:t>dbs_satelites</w:t>
-                  </w:r>
-                  <w:proofErr w:type="spellEnd"/>
                   <w:r>
                     <w:rPr>
                       <w:rFonts w:ascii="Times New Roman" w:eastAsia="Times New Roman" w:hAnsi="Times New Roman" w:cs="Times New Roman"/>
@@ -310,20 +350,8 @@
                       <w14:ligatures w14:val="none"/>
                     </w:rPr>
                     <w:br/>
-                    <w:t xml:space="preserve">Hot -&gt; </w:t>
+                    <w:t>Hot -&gt; telecommunication_ltd</w:t>
                   </w:r>
-                  <w:proofErr w:type="spellStart"/>
-                  <w:r>
-                    <w:rPr>
-                      <w:rFonts w:ascii="Times New Roman" w:eastAsia="Times New Roman" w:hAnsi="Times New Roman" w:cs="Times New Roman"/>
-                      <w:kern w:val="0"/>
-                      <w:sz w:val="24"/>
-                      <w:szCs w:val="24"/>
-                      <w14:ligatures w14:val="none"/>
-                    </w:rPr>
-                    <w:t>telecommunication_ltd</w:t>
-                  </w:r>
-                  <w:proofErr w:type="spellEnd"/>
                 </w:p>
               </w:txbxContent>
             </v:textbox>
@@ -331,65 +359,19 @@
           </v:shape>
         </w:pict>
       </w:r>
-      <w:r>
-        <w:rPr>
-          <w:rFonts w:hint="cs"/>
-          <w:b/>
-          <w:bCs/>
-          <w:rtl/>
-        </w:rPr>
-        <w:t xml:space="preserve">חברות שמשלמות בונוס של 0 בלילות\סופ"שים </w:t>
-      </w:r>
-      <w:r>
-        <w:rPr>
-          <w:rtl/>
-        </w:rPr>
-        <w:t>–</w:t>
-      </w:r>
-      <w:r>
-        <w:rPr>
-          <w:rFonts w:hint="cs"/>
-          <w:rtl/>
-        </w:rPr>
-        <w:t xml:space="preserve"> ברוריה אמרה </w:t>
-      </w:r>
-      <w:r>
-        <w:rPr>
-          <w:rFonts w:hint="cs"/>
-          <w:u w:val="single"/>
-          <w:rtl/>
-        </w:rPr>
-        <w:t>להעלות ל20</w:t>
-      </w:r>
-      <w:r>
-        <w:rPr>
-          <w:rFonts w:hint="cs"/>
-          <w:u w:val="single"/>
-          <w:rtl/>
-        </w:rPr>
-        <w:t xml:space="preserve"> אחוז</w:t>
-      </w:r>
-      <w:r>
-        <w:rPr>
-          <w:rFonts w:hint="cs"/>
-          <w:rtl/>
-        </w:rPr>
-        <w:t xml:space="preserve"> </w:t>
-      </w:r>
-      <w:r>
-        <w:rPr>
-          <w:rFonts w:hint="cs"/>
-          <w:rtl/>
-        </w:rPr>
-        <w:t>ישנם מספר חברות שהופיעו בנסיעות אך לא בקובץ התעריפים והם בעצם היו שם נרדף לחברה שכן בקובץ. החברות הן</w:t>
-      </w:r>
-      <w:r>
-        <w:rPr>
-          <w:rFonts w:hint="cs"/>
-          <w:rtl/>
-        </w:rPr>
-        <w:t xml:space="preserve"> עמינח, יס והוט.</w:t>
-      </w:r>
+    </w:p>
+    <w:p>
+      <w:pPr>
+        <w:spacing w:line="360" w:lineRule="auto"/>
+        <w:rPr>
+          <w:rtl/>
+        </w:rPr>
+      </w:pPr>
+    </w:p>
+    <w:p>
+      <w:pPr>
+        <w:spacing w:line="360" w:lineRule="auto"/>
+      </w:pPr>
     </w:p>
     <w:p>
       <w:pPr>
@@ -398,6 +380,7 @@
           <w:ilvl w:val="0"/>
           <w:numId w:val="2"/>
         </w:numPr>
+        <w:spacing w:line="360" w:lineRule="auto"/>
       </w:pPr>
       <w:r>
         <w:rPr>
@@ -430,6 +413,20 @@
     </w:p>
     <w:p>
       <w:pPr>
+        <w:spacing w:line="360" w:lineRule="auto"/>
+      </w:pPr>
+    </w:p>
+    <w:p>
+      <w:pPr>
+        <w:spacing w:line="360" w:lineRule="auto"/>
+        <w:rPr>
+          <w:rtl/>
+        </w:rPr>
+      </w:pPr>
+    </w:p>
+    <w:p>
+      <w:pPr>
+        <w:spacing w:line="360" w:lineRule="auto"/>
         <w:rPr>
           <w:rtl/>
         </w:rPr>
@@ -437,6 +434,7 @@
       <w:r>
         <w:rPr>
           <w:rFonts w:cs="Arial"/>
+          <w:noProof/>
           <w:rtl/>
         </w:rPr>
         <w:drawing>
@@ -503,6 +501,7 @@
           <w:ilvl w:val="0"/>
           <w:numId w:val="3"/>
         </w:numPr>
+        <w:spacing w:line="360" w:lineRule="auto"/>
       </w:pPr>
       <w:r>
         <w:rPr>
@@ -550,6 +549,7 @@
           <w:ilvl w:val="0"/>
           <w:numId w:val="3"/>
         </w:numPr>
+        <w:spacing w:line="360" w:lineRule="auto"/>
       </w:pPr>
       <w:r>
         <w:rPr>
@@ -558,11 +558,9 @@
         </w:rPr>
         <w:t xml:space="preserve">היה מגדר גבר ואישה כתוב בדרכים שונות ואיחדתי לפורמט אחד של </w:t>
       </w:r>
-      <w:proofErr w:type="spellStart"/>
       <w:r>
         <w:t>m,f</w:t>
       </w:r>
-      <w:proofErr w:type="spellEnd"/>
     </w:p>
     <w:p>
       <w:pPr>
@@ -571,6 +569,7 @@
           <w:ilvl w:val="0"/>
           <w:numId w:val="3"/>
         </w:numPr>
+        <w:spacing w:line="360" w:lineRule="auto"/>
       </w:pPr>
       <w:r>
         <w:rPr>
@@ -616,6 +615,7 @@
           <w:ilvl w:val="0"/>
           <w:numId w:val="3"/>
         </w:numPr>
+        <w:spacing w:line="360" w:lineRule="auto"/>
       </w:pPr>
       <w:r>
         <w:rPr>
@@ -655,6 +655,7 @@
           <w:ilvl w:val="0"/>
           <w:numId w:val="3"/>
         </w:numPr>
+        <w:spacing w:line="360" w:lineRule="auto"/>
       </w:pPr>
       <w:r>
         <w:rPr>
@@ -690,6 +691,7 @@
     <w:p>
       <w:pPr>
         <w:pStyle w:val="ListParagraph"/>
+        <w:spacing w:line="360" w:lineRule="auto"/>
         <w:rPr>
           <w:rtl/>
         </w:rPr>
@@ -698,6 +700,7 @@
     <w:p>
       <w:pPr>
         <w:pStyle w:val="ListParagraph"/>
+        <w:spacing w:line="360" w:lineRule="auto"/>
         <w:ind w:left="0"/>
         <w:rPr>
           <w:b/>
@@ -727,6 +730,7 @@
     <w:p>
       <w:pPr>
         <w:pStyle w:val="ListParagraph"/>
+        <w:spacing w:line="360" w:lineRule="auto"/>
         <w:rPr>
           <w:rtl/>
         </w:rPr>
@@ -739,13 +743,46 @@
           <w:ilvl w:val="0"/>
           <w:numId w:val="5"/>
         </w:numPr>
-      </w:pPr>
-      <w:r>
-        <w:rPr>
-          <w:rFonts w:hint="cs"/>
-          <w:rtl/>
-        </w:rPr>
-        <w:t>יצרתי מודל שבהינתן כמות קילומטרים ומידע על היום ושעה שבו נסע נהג מוציא זמן הגיוני שלקחה הנסיעה (בעצם מוציא קמש ממוצע שזה בגדול אותו דבר)</w:t>
+        <w:spacing w:line="360" w:lineRule="auto"/>
+      </w:pPr>
+      <w:r>
+        <w:rPr>
+          <w:rFonts w:hint="cs"/>
+          <w:rtl/>
+        </w:rPr>
+        <w:lastRenderedPageBreak/>
+        <w:t xml:space="preserve">יצרתי מודל </w:t>
+      </w:r>
+      <w:r>
+        <w:t>Linear Regression</w:t>
+      </w:r>
+      <w:r>
+        <w:rPr>
+          <w:rFonts w:hint="cs"/>
+          <w:rtl/>
+        </w:rPr>
+        <w:t xml:space="preserve"> </w:t>
+      </w:r>
+      <w:r>
+        <w:rPr>
+          <w:rFonts w:hint="cs"/>
+          <w:rtl/>
+        </w:rPr>
+        <w:t xml:space="preserve">שבהינתן כמות קילומטרים ומידע על היום ושעה שבו נסע נהג מוציא זמן הגיוני שלקחה הנסיעה (בעצם </w:t>
+      </w:r>
+      <w:r>
+        <w:rPr>
+          <w:rFonts w:hint="cs"/>
+          <w:rtl/>
+        </w:rPr>
+        <w:t>המודל מקבל מספר קילומטרים של נסיעה, תאריך הנסיעה, יום בשבוע, שעה, והאם זה סופש או לא, וכפלט מוציא את הקמש הממוצע שהנהג עשה בנסיעה. מפה כמובן אפשר להוציא את השעה.</w:t>
+      </w:r>
+      <w:r>
+        <w:rPr>
+          <w:rFonts w:hint="cs"/>
+          <w:rtl/>
+        </w:rPr>
+        <w:t>)</w:t>
       </w:r>
     </w:p>
     <w:p>
@@ -755,6 +792,7 @@
           <w:ilvl w:val="0"/>
           <w:numId w:val="5"/>
         </w:numPr>
+        <w:spacing w:line="360" w:lineRule="auto"/>
       </w:pPr>
       <w:r>
         <w:rPr>
@@ -807,6 +845,7 @@
           <w:ilvl w:val="0"/>
           <w:numId w:val="5"/>
         </w:numPr>
+        <w:spacing w:line="360" w:lineRule="auto"/>
       </w:pPr>
       <w:r>
         <w:rPr>
@@ -895,6 +934,130 @@
           <w:rtl/>
         </w:rPr>
         <w:t xml:space="preserve"> השונים. השימוש במודל נעשה על מנת לחזות כמה זמן נסעו בהינתן היום והשעה של הזמן התחלה\סיום.</w:t>
+      </w:r>
+      <w:r>
+        <w:rPr>
+          <w:rtl/>
+        </w:rPr>
+        <w:br/>
+      </w:r>
+      <w:r>
+        <w:rPr>
+          <w:rFonts w:hint="cs"/>
+          <w:rtl/>
+        </w:rPr>
+        <w:t xml:space="preserve">באמצעות מציאת </w:t>
+      </w:r>
+      <w:r>
+        <w:t>z score</w:t>
+      </w:r>
+      <w:r>
+        <w:rPr>
+          <w:rFonts w:hint="cs"/>
+          <w:rtl/>
+        </w:rPr>
+        <w:t xml:space="preserve"> אפשר להבין כמה סטיות תקן נמצאת אובזרבציה מסויימת מהממוצע, ועל ידי קביעת </w:t>
+      </w:r>
+      <w:r>
+        <w:t>threshold</w:t>
+      </w:r>
+      <w:r>
+        <w:rPr>
+          <w:rFonts w:hint="cs"/>
+          <w:rtl/>
+        </w:rPr>
+        <w:t xml:space="preserve"> ל</w:t>
+      </w:r>
+      <w:r>
+        <w:rPr>
+          <w:rFonts w:hint="cs"/>
+          <w:rtl/>
+        </w:rPr>
+        <w:t xml:space="preserve">החליט האם אובזרבציה היא </w:t>
+      </w:r>
+      <w:r>
+        <w:t>outlier</w:t>
+      </w:r>
+      <w:r>
+        <w:rPr>
+          <w:rFonts w:hint="cs"/>
+          <w:rtl/>
+        </w:rPr>
+        <w:t xml:space="preserve"> או לא. </w:t>
+      </w:r>
+      <w:r>
+        <w:rPr>
+          <w:rtl/>
+        </w:rPr>
+        <w:br/>
+      </w:r>
+      <w:r>
+        <w:rPr>
+          <w:rFonts w:cs="Arial"/>
+          <w:rtl/>
+        </w:rPr>
+        <w:drawing>
+          <wp:inline distT="0" distB="0" distL="0" distR="0" wp14:anchorId="1B019612" wp14:editId="63607B6A">
+            <wp:extent cx="1224557" cy="576262"/>
+            <wp:effectExtent l="0" t="0" r="0" b="0"/>
+            <wp:docPr id="38369937" name="Picture 1"/>
+            <wp:cNvGraphicFramePr>
+              <a:graphicFrameLocks xmlns:a="http://schemas.openxmlformats.org/drawingml/2006/main" noChangeAspect="1"/>
+            </wp:cNvGraphicFramePr>
+            <a:graphic xmlns:a="http://schemas.openxmlformats.org/drawingml/2006/main">
+              <a:graphicData uri="http://schemas.openxmlformats.org/drawingml/2006/picture">
+                <pic:pic xmlns:pic="http://schemas.openxmlformats.org/drawingml/2006/picture">
+                  <pic:nvPicPr>
+                    <pic:cNvPr id="38369937" name=""/>
+                    <pic:cNvPicPr/>
+                  </pic:nvPicPr>
+                  <pic:blipFill>
+                    <a:blip r:embed="rId6"/>
+                    <a:stretch>
+                      <a:fillRect/>
+                    </a:stretch>
+                  </pic:blipFill>
+                  <pic:spPr>
+                    <a:xfrm>
+                      <a:off x="0" y="0"/>
+                      <a:ext cx="1230466" cy="579043"/>
+                    </a:xfrm>
+                    <a:prstGeom prst="rect">
+                      <a:avLst/>
+                    </a:prstGeom>
+                  </pic:spPr>
+                </pic:pic>
+              </a:graphicData>
+            </a:graphic>
+          </wp:inline>
+        </w:drawing>
+      </w:r>
+      <w:r>
+        <w:rPr>
+          <w:rFonts w:hint="cs"/>
+          <w:rtl/>
+        </w:rPr>
+        <w:t>זה הוא ה</w:t>
+      </w:r>
+      <w:r>
+        <w:t>z score</w:t>
+      </w:r>
+      <w:r>
+        <w:rPr>
+          <w:rFonts w:hint="cs"/>
+          <w:rtl/>
+        </w:rPr>
+        <w:t xml:space="preserve"> לאובזרבציה </w:t>
+      </w:r>
+      <w:r>
+        <w:t>x</w:t>
+      </w:r>
+      <w:r>
+        <w:rPr>
+          <w:rFonts w:hint="cs"/>
+          <w:rtl/>
+        </w:rPr>
+        <w:t>.</w:t>
       </w:r>
     </w:p>
     <w:p>
@@ -904,12 +1067,14 @@
           <w:ilvl w:val="0"/>
           <w:numId w:val="5"/>
         </w:numPr>
+        <w:spacing w:line="360" w:lineRule="auto"/>
       </w:pPr>
       <w:r>
         <w:rPr>
           <w:rFonts w:cs="Arial"/>
           <w:b/>
           <w:bCs/>
+          <w:noProof/>
           <w:rtl/>
         </w:rPr>
         <w:drawing>
@@ -936,7 +1101,7 @@
                     <pic:cNvPicPr/>
                   </pic:nvPicPr>
                   <pic:blipFill>
-                    <a:blip r:embed="rId6" cstate="print">
+                    <a:blip r:embed="rId7" cstate="print">
                       <a:extLst>
                         <a:ext uri="{28A0092B-C50C-407E-A947-70E740481C1C}">
                           <a14:useLocalDpi xmlns:a14="http://schemas.microsoft.com/office/drawing/2010/main" val="0"/>
@@ -1149,15 +1314,7 @@
           <w:rFonts w:hint="cs"/>
           <w:rtl/>
         </w:rPr>
-        <w:t xml:space="preserve"> בצד ימין </w:t>
-      </w:r>
-      <w:r>
-        <w:rPr>
-          <w:rFonts w:hint="cs"/>
-          <w:rtl/>
-        </w:rPr>
-        <w:lastRenderedPageBreak/>
-        <w:t xml:space="preserve">למטה בתמונה) </w:t>
+        <w:t xml:space="preserve"> בצד ימין למטה בתמונה) </w:t>
       </w:r>
       <w:r>
         <w:rPr>
@@ -1169,6 +1326,7 @@
     </w:p>
     <w:p>
       <w:pPr>
+        <w:spacing w:line="360" w:lineRule="auto"/>
         <w:rPr>
           <w:b/>
           <w:bCs/>
@@ -1192,8 +1350,8 @@
           <w:ilvl w:val="0"/>
           <w:numId w:val="6"/>
         </w:numPr>
-        <w:rPr>
-          <w:rFonts w:hint="cs"/>
+        <w:spacing w:line="360" w:lineRule="auto"/>
+        <w:rPr>
           <w:rtl/>
         </w:rPr>
       </w:pPr>
@@ -2389,6 +2547,7 @@
   <w:style w:type="character" w:default="1" w:styleId="DefaultParagraphFont">
     <w:name w:val="Default Paragraph Font"/>
     <w:uiPriority w:val="1"/>
+    <w:semiHidden/>
     <w:unhideWhenUsed/>
   </w:style>
   <w:style w:type="table" w:default="1" w:styleId="TableNormal">
